--- a/Playground_Marching Orders (1).docx
+++ b/Playground_Marching Orders (1).docx
@@ -83,8 +83,115 @@
         <w:t xml:space="preserve"> </w:t>
       </w:r>
       <w:r>
-        <w:t>Check for assessment convergence (9/202/2026)</w:t>
-      </w:r>
+        <w:t>Check for assessment convergence (9/20/2026)</w:t>
+      </w:r>
+    </w:p>
+    <w:p>
+      <w:pPr>
+        <w:numPr>
+          <w:ilvl w:val="0"/>
+          <w:numId w:val="1"/>
+        </w:numPr>
+        <w:pBdr>
+          <w:top w:val="nil"/>
+          <w:left w:val="nil"/>
+          <w:bottom w:val="nil"/>
+          <w:right w:val="nil"/>
+          <w:between w:val="nil"/>
+        </w:pBdr>
+        <w:spacing w:after="0" w:line="240" w:lineRule="auto"/>
+      </w:pPr>
+      <w:r>
+        <w:rPr>
+          <w:color w:val="92D050"/>
+        </w:rPr>
+        <w:t>COMPLETED</w:t>
+      </w:r>
+      <w:r>
+        <w:rPr>
+          <w:b/>
+          <w:bCs/>
+          <w:color w:val="92D050"/>
+        </w:rPr>
+        <w:t xml:space="preserve"> </w:t>
+      </w:r>
+      <w:r>
+        <w:t xml:space="preserve">Added the ability for the EM and OM </w:t>
+      </w:r>
+      <w:proofErr w:type="spellStart"/>
+      <w:r>
+        <w:t>MaxFs</w:t>
+      </w:r>
+      <w:proofErr w:type="spellEnd"/>
+      <w:r>
+        <w:t xml:space="preserve"> to differ (10/9/2026)</w:t>
+      </w:r>
+    </w:p>
+    <w:p>
+      <w:pPr>
+        <w:numPr>
+          <w:ilvl w:val="0"/>
+          <w:numId w:val="1"/>
+        </w:numPr>
+        <w:pBdr>
+          <w:top w:val="nil"/>
+          <w:left w:val="nil"/>
+          <w:bottom w:val="nil"/>
+          <w:right w:val="nil"/>
+          <w:between w:val="nil"/>
+        </w:pBdr>
+        <w:spacing w:after="0" w:line="240" w:lineRule="auto"/>
+      </w:pPr>
+      <w:r>
+        <w:rPr>
+          <w:color w:val="92D050"/>
+        </w:rPr>
+        <w:t>COMPLETED</w:t>
+      </w:r>
+      <w:r>
+        <w:rPr>
+          <w:color w:val="92D050"/>
+        </w:rPr>
+        <w:t xml:space="preserve"> </w:t>
+      </w:r>
+      <w:r>
+        <w:t xml:space="preserve">Use hybrid for stocks that are not linked by technical interactions </w:t>
+      </w:r>
+      <w:r>
+        <w:t>(10/9/2026)</w:t>
+      </w:r>
+    </w:p>
+    <w:p>
+      <w:pPr>
+        <w:numPr>
+          <w:ilvl w:val="0"/>
+          <w:numId w:val="1"/>
+        </w:numPr>
+        <w:pBdr>
+          <w:top w:val="nil"/>
+          <w:left w:val="nil"/>
+          <w:bottom w:val="nil"/>
+          <w:right w:val="nil"/>
+          <w:between w:val="nil"/>
+        </w:pBdr>
+        <w:spacing w:after="0" w:line="240" w:lineRule="auto"/>
+      </w:pPr>
+    </w:p>
+    <w:p>
+      <w:pPr>
+        <w:numPr>
+          <w:ilvl w:val="0"/>
+          <w:numId w:val="1"/>
+        </w:numPr>
+        <w:pBdr>
+          <w:top w:val="nil"/>
+          <w:left w:val="nil"/>
+          <w:bottom w:val="nil"/>
+          <w:right w:val="nil"/>
+          <w:between w:val="nil"/>
+        </w:pBdr>
+        <w:spacing w:after="0" w:line="240" w:lineRule="auto"/>
+      </w:pPr>
     </w:p>
     <w:p>
       <w:pPr>
@@ -1287,15 +1394,7 @@
         <w:t>COMPLETED</w:t>
       </w:r>
       <w:r>
-        <w:t xml:space="preserve"> Re: </w:t>
-      </w:r>
-      <w:proofErr w:type="gramStart"/>
-      <w:r>
-        <w:t>Snapper,</w:t>
-      </w:r>
-      <w:proofErr w:type="gramEnd"/>
-      <w:r>
-        <w:t xml:space="preserve"> could be </w:t>
+        <w:t xml:space="preserve"> Re: Snapper, could be </w:t>
       </w:r>
       <w:proofErr w:type="spellStart"/>
       <w:r>
@@ -1426,15 +1525,7 @@
         <w:t>COMPLETED</w:t>
       </w:r>
       <w:r>
-        <w:t xml:space="preserve"> Having the ability to specify data collection in the future in a more sophisticated way. Right </w:t>
-      </w:r>
-      <w:proofErr w:type="gramStart"/>
-      <w:r>
-        <w:t>now</w:t>
-      </w:r>
-      <w:proofErr w:type="gramEnd"/>
-      <w:r>
-        <w:t xml:space="preserve"> everything is on a fixed sequence (9/12/2026)</w:t>
+        <w:t xml:space="preserve"> Having the ability to specify data collection in the future in a more sophisticated way. Right now everything is on a fixed sequence (9/12/2026)</w:t>
       </w:r>
     </w:p>
     <w:p>
